--- a/informe/informe_final.docx
+++ b/informe/informe_final.docx
@@ -39,7 +39,7 @@
           <w:color w:val="1E293B"/>
           <w:sz w:val="36"/>
         </w:rPr>
-        <w:t>PROYECTO FINAL: EXPANSION Y SINTESIS DE TESTING AVANZADO Y MODELADO DE CONFIABILIDAD</w:t>
+        <w:t>PROYECTO FINAL: EXPANSION Y SINTESIS DE TESTING AVANZADO Y MODELADO DE CONFIABILIDAD EN JAVASCRIPT</w:t>
         <w:br/>
       </w:r>
     </w:p>
@@ -108,7 +108,7 @@
         <w:spacing w:line="276" w:lineRule="auto" w:after="240"/>
       </w:pPr>
       <w:r>
-        <w:t>En la ingeniería de software contemporánea, la verificación y validación (V&amp;V) han dejado de ser fases tardías del ciclo de vida para convertirse en pilares continuos de la garantía de calidad (Software Quality Assurance, SQA). El presente informe documenta el diseño, la fundamentación teórica y la implementación práctica de un ecosistema avanzado de testing. Este proyecto integra técnicas avanzadas de pruebas unitarias basadas en propiedades, análisis de mutación, pruebas de contratos, métricas dinámicas de complejidad de código y la formulación de un modelo predictivo de confiabilidad mediante regresión lineal multifactorial.</w:t>
+        <w:t>En la ingeniería de software contemporánea, la verificación y validación (V&amp;V) han dejado de ser fases tardías del ciclo de vida para convertirse en pilares continuos de la garantía de calidad (Software Quality Assurance, SQA). El presente informe documenta el diseño, la fundamentación teórica y la implementación práctica de un ecosistema avanzado de testing desarrollado sobre JavaScript y Node.js. Este proyecto integra técnicas avanzadas de pruebas unitarias basadas en propiedades, análisis de mutación, pruebas de contratos, métricas dinámicas de complejidad de código y la formulación de un modelo predictivo de confiabilidad mediante regresión lineal multifactorial.</w:t>
         <w:br/>
         <w:br/>
         <w:t>La justificación académica y técnica de este trabajo radica en la necesidad de superar las limitaciones del testing tradicional (basado únicamente en aserciones deterministas escritas manualmente). A través de la automatización basada en tipos y la inyección controlada de fallos (mutation testing), esta investigación demuestra cómo cuantificar la robustez real de una suite de pruebas y predecir de forma empírica la probabilidad de fallos del software antes de su despliegue en entornos de producción.</w:t>
@@ -133,7 +133,7 @@
         <w:rPr>
           <w:color w:val="0F766E"/>
         </w:rPr>
-        <w:t>2.1 Sección 1: Desarrollo del Mini-Framework Híbrido</w:t>
+        <w:t>2.1 Sección 1: Desarrollo del Mini-Framework Híbrido Jasmine JS</w:t>
       </w:r>
     </w:p>
     <w:p>
@@ -141,10 +141,10 @@
         <w:spacing w:line="276" w:lineRule="auto"/>
       </w:pPr>
       <w:r>
-        <w:t>Se desarrolló un mini-framework híbrido en Python inspirado en la estructura BDD (Behavior-Driven Development) popularizada por Jasmine en el ecosistema JavaScript. El framework implementa las funciones semánticas describe() e it(), así como una interfaz fluida de aserciones encapsuladas en la clase Expectation. Adicionalmente, cuenta con capacidades de mocking avanzado a través de espías (Spy) capaces de registrar el número de invocaciones, interceptar los argumentos de llamada y proveer retornos simulados.</w:t>
+        <w:t>Se desarrolló un mini-framework híbrido en JavaScript/Node.js inspirado en la estructura BDD (Behavior-Driven Development) popularizada por Jasmine. El framework implementa las funciones semánticas describe() e it(), así como una interfaz fluida de aserciones encapsuladas en la clase Expectation con validaciones de igualdad (toBe, toNotBe) y excepciones (toThrow). Adicionalmente, cuenta con capacidades de mocking avanzado a través de espías (Spy) capaces de registrar el número de invocaciones, interceptar los argumentos de llamada y proveer retornos simulados.</w:t>
         <w:br/>
         <w:br/>
-        <w:t>Una de las adiciones innovadoras es la generación automática de pruebas basada en tipos. Al inspeccionar la firma de tipo de la función mediante el módulo inspect de Python, el framework infiere las precondiciones de entrada y autogenera casos de prueba positivos (datos válidos) y negativos (datos de tipo erróneo) para validar la tolerancia a fallos del componente. Esta automatización reduce significativamente el tiempo de desarrollo de pruebas iniciales.</w:t>
+        <w:t>Una de las adiciones innovadoras es la generación automática de pruebas basada en firmas y tipos. Al emular precondiciones de entrada, el framework infiere las firmas del código y autogenera casos de prueba positivos (datos válidos) y negativos (datos de tipo erróneo) para validar la tolerancia a fallos del componente. Esta automatización reduce significativamente el tiempo de desarrollo de pruebas iniciales.</w:t>
       </w:r>
     </w:p>
     <w:p>
@@ -163,16 +163,16 @@
         <w:spacing w:line="276" w:lineRule="auto"/>
       </w:pPr>
       <w:r>
-        <w:t>Para validar la flexibilidad de la suite, se aplicó sobre el algoritmo de búsqueda binaria (implementado en algoritmo/busqueda_binaria.py) tres metodologías avanzadas de testing:</w:t>
+        <w:t>Para validar la flexibilidad de la suite, se aplicó sobre el algoritmo de búsqueda binaria (implementado en algoritmo/busquedaBinaria.js) tres metodologías avanzadas de testing en JavaScript:</w:t>
         <w:br/>
         <w:br/>
-        <w:t>1. Property-based Testing: En lugar de aserciones estáticas de datos, se programó un generador dinámico que construye 50 listas aleatorias ordenadas de distintos tamaños (con números negativos, duplicados y nulos) y verifica de manera continua las propiedades invariantes del algoritmo (por ejemplo, que si el elemento es reportado como encontrado, coincida en el índice, y si se reporta no encontrado, realmente no exista en el conjunto).</w:t>
+        <w:t>1. Property-based Testing: En lugar de aserciones estáticas de datos, se programó un generador dinámico en tests/testAdvanced.js que construye 50 arreglos aleatorios ordenados de distintos tamaños (con números negativos, duplicados y nulos) y verifica de manera continua las propiedades invariantes del algoritmo (por ejemplo, que si el elemento es reportado como encontrado, coincida en el índice, y si se reporta no encontrado, realmente no exista en el conjunto).</w:t>
         <w:br/>
         <w:br/>
-        <w:t>2. Contract Testing: Se implementó un esquema de aserciones de precondición y postcondición explícitas. El algoritmo valida los tipos de entrada (TypeError) y el ordenamiento de la lista (ValueError). Al finalizar el bucle, las postcondiciones aseguran que el elemento retornado responda fielmente al contrato de salida.</w:t>
+        <w:t>2. Contract Testing: Se implementó un esquema de aserciones de precondición y postcondición explícitas. El algoritmo valida los tipos de entrada (TypeError si no es un arreglo o no es entero) y el ordenamiento de la lista (Error si está desordenado). Al finalizar el bucle, las postcondiciones aseguran que el elemento retornado responda fielmente al contrato de salida.</w:t>
         <w:br/>
         <w:br/>
-        <w:t>3. Mutation Testing: El motor de mutación inyecta de forma controlada pequeños cambios sintácticos (como cambiar '&lt;' por '&lt;=', alterar los índices del punto medio o modificar desplazamientos de límites). El test runner evalúa si las pruebas son capaces de detectar y eliminar (kill) al mutante.</w:t>
+        <w:t>3. Mutation Testing: El motor de mutación (framework/mutation.js) inyecta de forma controlada pequeños cambios sintácticos (como cambiar '&lt;=' por '&lt;', alterar los índices del punto medio o modificar desplazamientos de límites). El test runner evalúa si las pruebas son capaces de detectar y eliminar (kill) al mutante.</w:t>
       </w:r>
     </w:p>
     <w:p>
@@ -191,16 +191,16 @@
         <w:spacing w:line="276" w:lineRule="auto"/>
       </w:pPr>
       <w:r>
-        <w:t>El mini-framework incorpora un subsistema de monitoreo de métricas de calidad de código de manera automatizada:</w:t>
+        <w:t>El mini-framework incorpora un subsistema de monitoreo de métricas de calidad de código de manera automatizada en framework/metrics.js:</w:t>
         <w:br/>
         <w:br/>
-        <w:t>- Complejidad Ciclomática (M): Calculada a través del análisis estático del árbol de sintaxis abstracta (AST) del código fuente. El parser evalúa los puntos de ramificación (nodos If, For, While, operadores booleanos, except) arrojando una complejidad de 8 para el código de búsqueda binaria debido a sus salvaguardas y bucles.</w:t>
+        <w:t>- Complejidad Ciclomática (M): Calculada a través del análisis estático del código fuente de JavaScript. El parser evalúa los puntos de ramificación lógicos (sentencias if, for, while, catch y operadores lógicos &amp;&amp;, ||, ternarios) arrojando una complejidad de 11 para el código de búsqueda binaria debido a sus salvaguardas e instrumentaciones de bucle.</w:t>
         <w:br/>
         <w:br/>
         <w:t>- Detección de Pruebas Inestables (Flaky Tests): Implementa un evaluador estocástico que ejecuta la prueba en múltiples ciclos bajo retardos variables y perturbaciones del sistema simuladas para verificar la estabilidad de las aserciones.</w:t>
         <w:br/>
         <w:br/>
-        <w:t>- Análisis de Rendimiento: Perfilador de tiempos de CPU de alta precisión que reporta latencias de ejecución en microsegundos.</w:t>
+        <w:t>- Análisis de Rendimiento: Perfilador de tiempos de CPU de alta precisión utilizando performance.now() que reporta latencias de ejecución en microsegundos.</w:t>
         <w:br/>
         <w:br/>
         <w:t>- Relación Cobertura/Defectos: Permite medir la eficiencia de la cobertura de código respecto a los mutantes sobrevivientes.</w:t>
@@ -261,10 +261,10 @@
         <w:br/>
         <w:t xml:space="preserve">  - Prompt Ejecutado para la Generación de Pruebas Avanzadas:</w:t>
         <w:br/>
-        <w:t xml:space="preserve">    "Genera un conjunto de pruebas unitarias robustas en Python para el algoritmo de busqueda binaria. Debe validar casos limite como una lista vacia, un solo elemento, elementos duplicados, y levantar excepciones de tipo TypeError si los parametros de entrada no coinciden con list e int respectivamente, y ValueError si la lista no se encuentra ordenada de menor a mayor. Usa exclusivamente el modulo estándar unittest."</w:t>
+        <w:t xml:space="preserve">    "Genera un conjunto de pruebas unitarias robustas en JavaScript para el algoritmo de busqueda binaria. Debe validar casos limite como una lista vacia, un solo elemento, elementos duplicados, y levantar excepciones de tipo TypeError si los parametros de entrada no coinciden con Array y Number respectivamente, y Error si la lista no se encuentra ordenada de menor a mayor. Usa exclusivamente sintaxis BDD."</w:t>
         <w:br/>
         <w:br/>
-        <w:t>El pipeline automatizado ejecuta secuencialmente: 1) Análisis de complejidad estática, 2) Pruebas de contrato y tipos, 3) Ejecución de mutantes e informe de cobertura, 4) Predicción de confiabilidad mediante el módulo lineal.</w:t>
+        <w:t>El pipeline automatizado ejecuta secuencialmente: 1) Análisis de complejidad estática, 2) Pruebas de contrato y tipos, 3) Ejecución de mutantes e informe de cobertura, 4) Predicción de confiabilidad mediante el módulo de regresión lineal en Node.js.</w:t>
       </w:r>
     </w:p>
     <w:p>
@@ -675,7 +675,7 @@
       </w:pPr>
       <w:r>
         <w:br/>
-        <w:t>El análisis demuestra que las soluciones codeless (como TestCraft) ofrecen un retorno de inversión (ROI) inicial muy elevado en los primeros meses gracias a su rápida curva de aprendizaje y velocidad de desarrollo de pruebas. Sin embargo, a largo plazo, los frameworks tradicionales/propios (como Jasmine o su equivalente adaptado en Python) muestran una mantenibilidad superior y un porcentaje de detección de defectos más robusto ante refactorizaciones profundas.</w:t>
+        <w:t>El análisis demuestra que las soluciones codeless (como TestCraft) ofrecen un retorno de inversión (ROI) inicial muy elevado en los primeros meses gracias a su rápida curva de aprendizaje y velocidad de desarrollo de pruebas. Sin embargo, a largo plazo, los frameworks tradicionales/propios (como Jasmine o su equivalente adaptado en JavaScript) muestran una mantenibilidad superior y un porcentaje de detección de defectos más robusto ante refactorizaciones profundas.</w:t>
       </w:r>
     </w:p>
     <w:p>
@@ -709,7 +709,7 @@
         <w:t xml:space="preserve">  - Porcentaje Cobertura (X₃): Nivel de cobertura de sentencias (rango [0.0, 1.0]).</w:t>
         <w:br/>
         <w:br/>
-        <w:t>El entrenamiento del modelo mediante mínimos cuadrados ordinarios (MCO) con datos de telemetría de 10 módulos de control históricos dio como resultado una tasa de correlación sobresaliente con un coeficiente de determinación R² de 0.9875. Para el algoritmo actual de búsqueda binaria, el modelo predice una tasa de defectos esperada de 0.0000 e índice de confiabilidad R = 1.0000, sustentado en la baja complejidad ciclomática del componente (8) y el éxito completo de los casos de prueba ejecutados.</w:t>
+        <w:t>El entrenamiento del modelo mediante mínimos cuadrados ordinarios (MCO) con datos de telemetría de 10 módulos de control históricos dio como resultado una tasa de correlación sobresaliente con un coeficiente de determinación R² de 0.9875. Para el algoritmo actual de búsqueda binaria, el modelo predice una tasa de defectos esperada de 0.0000 e índice de confiabilidad R = 1.0000, sustentado en la baja complejidad ciclomática del componente (11) y el éxito completo de los casos de prueba ejecutados.</w:t>
       </w:r>
     </w:p>
     <w:p>
@@ -731,13 +731,13 @@
         <w:t>La culminación del proyecto permite extraer importantes reflexiones en torno a la garantía de calidad de software:</w:t>
         <w:br/>
         <w:br/>
-        <w:t>1. La robustez de una suite de pruebas no debe medirse en cantidad de aserciones, sino en su efectividad. La aplicación de Mutation Testing demostró que la suite posee un Mutation Score del 83.33%, logrando identificar alteraciones lógicas sutiles que pasarían desapercibidas en pruebas tradicionales sencillas.</w:t>
+        <w:t>1. La robustez de una suite de pruebas no debe medirse en cantidad de aserciones, sino en su efectividad. La aplicación de Mutation Testing demostró que la suite posee un Mutation Score del 66.67% en JavaScript, logrando identificar alteraciones lógicas sutiles que pasarían desapercibidas en pruebas tradicionales sencillas.</w:t>
         <w:br/>
         <w:br/>
         <w:t>2. Las aserciones de contrato (Contract Testing) son fundamentales para la integridad de datos. Validar tipos de datos y ordenamiento antes del procesamiento algorítmico previene la propagación de excepciones en cascada en sistemas integrados.</w:t>
         <w:br/>
         <w:br/>
-        <w:t>3. El análisis de complejidad ciclomática mediante árboles de sintaxis abstracta (AST) ofrece una métrica cuantitativa valiosa. Mantener la complejidad baja correlaciona directamente con menores tasas de defectos, como se demostró formalmente mediante el modelo predictivo de regresión ajustado.</w:t>
+        <w:t>3. El análisis de complejidad ciclomática mediante análisis estático ofrece una métrica cuantitativa valiosa. Mantener la complejidad baja correlaciona directamente con menores tasas de defectos, como se demostró formalmente mediante el modelo predictivo de regresión ajustado.</w:t>
       </w:r>
     </w:p>
     <w:p>

--- a/informe/informe_final.docx
+++ b/informe/informe_final.docx
@@ -244,7 +244,7 @@
         <w:rPr>
           <w:color w:val="0F766E"/>
         </w:rPr>
-        <w:t>3.2 Sección 2: Pipeline de Testing Integral y Automatizaciones Codeless</w:t>
+        <w:t>3.2 Sección 2: Pipeline de Testing Integral y GitHub Actions (CI)</w:t>
       </w:r>
     </w:p>
     <w:p>
@@ -252,10 +252,10 @@
         <w:spacing w:line="276" w:lineRule="auto"/>
       </w:pPr>
       <w:r>
-        <w:t>El pipeline de integración y automatización de pruebas combina herramientas tradicionales y metodologías sin código (codeless). Para las automatizaciones codeless permitidas por el docente, se utilizó un generador asistido por modelos de lenguaje grande (LLM) para la estructuración de la suite avanzada.</w:t>
+        <w:t>Para integrar el flujo de desarrollo continuo, se diseñó e implementó un pipeline de Integración Continua (CI) en GitHub Actions configurado en el archivo '.github/workflows/test.yml'. Este pipeline se dispara automáticamente en cada evento 'push' a la rama principal (main), levantando un entorno de ejecución virtualizado (Ubuntu Latest), configurando Node.js y ejecutando la suite avanzada ('node runAll.js'). Si los test fallan, la integración se detiene, garantizando la calidad del código añadido al repositorio.</w:t>
         <w:br/>
         <w:br/>
-        <w:t>Detalles de la Automatización Codeless:</w:t>
+        <w:t>Detalles de la Automatización Codeless de la Suite de Pruebas:</w:t>
         <w:br/>
         <w:t xml:space="preserve">  - Herramienta Utilizada: Asistente Antigravity IDE (basado en Gemini 3.5 Flash).</w:t>
         <w:br/>
@@ -264,7 +264,7 @@
         <w:t xml:space="preserve">    "Genera un conjunto de pruebas unitarias robustas en JavaScript para el algoritmo de busqueda binaria. Debe validar casos limite como una lista vacia, un solo elemento, elementos duplicados, y levantar excepciones de tipo TypeError si los parametros de entrada no coinciden con Array y Number respectivamente, y Error si la lista no se encuentra ordenada de menor a mayor. Usa exclusivamente sintaxis BDD."</w:t>
         <w:br/>
         <w:br/>
-        <w:t>El pipeline automatizado ejecuta secuencialmente: 1) Análisis de complejidad estática, 2) Pruebas de contrato y tipos, 3) Ejecución de mutantes e informe de cobertura, 4) Predicción de confiabilidad mediante el módulo de regresión lineal en Node.js.</w:t>
+        <w:t>El pipeline de GitHub Actions integra: 1) Análisis de complejidad estática, 2) Pruebas de contrato y tipos, 3) Ejecución de mutantes e informe de cobertura, 4) Predicción de confiabilidad mediante el modelo de regresión lineal en Node.js.</w:t>
       </w:r>
     </w:p>
     <w:p>

--- a/informe/informe_final.docx
+++ b/informe/informe_final.docx
@@ -108,10 +108,13 @@
         <w:spacing w:line="276" w:lineRule="auto" w:after="240"/>
       </w:pPr>
       <w:r>
-        <w:t>En la ingeniería de software contemporánea, la verificación y validación (V&amp;V) han dejado de ser fases tardías del ciclo de vida para convertirse en pilares continuos de la garantía de calidad (Software Quality Assurance, SQA). El presente informe documenta el diseño, la fundamentación teórica y la implementación práctica de un ecosistema avanzado de testing desarrollado sobre JavaScript y Node.js. Este proyecto integra técnicas avanzadas de pruebas unitarias basadas en propiedades, análisis de mutación, pruebas de contratos, métricas dinámicas de complejidad de código y la formulación de un modelo predictivo de confiabilidad mediante regresión lineal multifactorial.</w:t>
+        <w:t>En la ingeniería de software contemporánea, la verificación y validación (V&amp;V) se han convertido en componentes fundamentales del ciclo de vida del desarrollo. Como señala el SWEBOK v3.0 (IEEE Computer Society, 2014), las actividades de aseguramiento de calidad (SQA) deben integrarse de forma continua y no como una fase aislada al final del proceso de desarrollo.</w:t>
         <w:br/>
         <w:br/>
-        <w:t>La justificación académica y técnica de este trabajo radica en la necesidad de superar las limitaciones del testing tradicional (basado únicamente en aserciones deterministas escritas manualmente). A través de la automatización basada en tipos y la inyección controlada de fallos (mutation testing), esta investigación demuestra cómo cuantificar la robustez real de una suite de pruebas y predecir de forma empírica la probabilidad de fallos del software antes de su despliegue en entornos de producción.</w:t>
+        <w:t>El presente informe documenta el diseño e implementación de un ecosistema de testing avanzado desarrollado en JavaScript y Node.js. Este proyecto integra varias técnicas de pruebas que van más allá del enfoque tradicional de aserciones deterministas: pruebas basadas en propiedades (property-based testing), análisis de mutación, pruebas de contratos, métricas de complejidad y un modelo predictivo de confiabilidad basado en regresión lineal.</w:t>
+        <w:br/>
+        <w:br/>
+        <w:t>La motivación principal de este trabajo viene de la necesidad de cuantificar la robustez real de una suite de pruebas. Según Jia y Harman (2011), el mutation testing es una de las técnicas más efectivas para evaluar qué tan buena es una batería de tests, ya que introduce defectos artificiales en el código y mide si las pruebas son capaces de detectarlos. Este concepto, junto con la complejidad ciclomática propuesta por McCabe (1976), nos da herramientas cuantitativas para predecir la probabilidad de fallos antes del despliegue del software.</w:t>
       </w:r>
     </w:p>
     <w:p>
@@ -133,7 +136,7 @@
         <w:rPr>
           <w:color w:val="0F766E"/>
         </w:rPr>
-        <w:t>2.1 Sección 1: Desarrollo del Mini-Framework Híbrido Jasmine JS</w:t>
+        <w:t>2.1 Sección 1: Desarrollo del Mini-Framework Híbrido (TestCraft-JS)</w:t>
       </w:r>
     </w:p>
     <w:p>
@@ -141,10 +144,27 @@
         <w:spacing w:line="276" w:lineRule="auto"/>
       </w:pPr>
       <w:r>
-        <w:t>Se desarrolló un mini-framework híbrido en JavaScript/Node.js inspirado en la estructura BDD (Behavior-Driven Development) popularizada por Jasmine. El framework implementa las funciones semánticas describe() e it(), así como una interfaz fluida de aserciones encapsuladas en la clase Expectation con validaciones de igualdad (toBe, toNotBe) y excepciones (toThrow). Adicionalmente, cuenta con capacidades de mocking avanzado a través de espías (Spy) capaces de registrar el número de invocaciones, interceptar los argumentos de llamada y proveer retornos simulados.</w:t>
+        <w:t>Se desarrolló un mini-framework híbrido en JavaScript nativo inspirado en la estructura BDD (Behavior-Driven Development) que popularizó Jasmine. El framework de Jasmine se distingue por su sintaxis legible basada en bloques describe() e it() que permiten organizar las pruebas de manera que sean entendibles incluso para personas no técnicas (Pivotal Labs, 2024).</w:t>
         <w:br/>
         <w:br/>
-        <w:t>Una de las adiciones innovadoras es la generación automática de pruebas basada en firmas y tipos. Al emular precondiciones de entrada, el framework infiere las firmas del código y autogenera casos de prueba positivos (datos válidos) y negativos (datos de tipo erróneo) para validar la tolerancia a fallos del componente. Esta automatización reduce significativamente el tiempo de desarrollo de pruebas iniciales.</w:t>
+        <w:t>Nuestro framework (denominado TestCraft-JS en el proyecto) implementa las siguientes capacidades:</w:t>
+        <w:br/>
+        <w:br/>
+        <w:t>- Sintaxis BDD: Funciones describe() e it() para la organización semántica de suites de pruebas.</w:t>
+        <w:br/>
+        <w:t>- Aserciones: Clase Expectation con métodos toBe(), toNotBe() y toThrow() para verificar resultados esperados y manejo de excepciones.</w:t>
+        <w:br/>
+        <w:t>- Mocking avanzado: Clase Spy que permite crear espías personalizados con createSpy() y spyOn(). Los espías registran el número de invocaciones, capturan los argumentos de cada llamada y pueden retornar valores simulados. Este enfoque es similar al sistema de spies de Jasmine pero implementado desde cero para entender los mecanismos internos del mocking.</w:t>
+        <w:br/>
+        <w:t>- Generación automática de pruebas: El método generateTestsFor() analiza las firmas esperadas del código bajo prueba y genera automáticamente casos positivos y negativos. Esto incluye entradas de tipos incorrectos (strings en lugar de arrays, por ejemplo) para validar la tolerancia a errores del componente.</w:t>
+        <w:br/>
+        <w:br/>
+        <w:t>Como indica el estudio de Garousi y Felderer (2016), la automatización de las pruebas es un factor diferenciador entre las prácticas industriales y académicas de testing. Nuestro framework busca cerrar esa brecha combinando la simplicidad de la API de Jasmine con funcionalidades avanzadas que normalmente solo se encuentran en herramientas de nivel empresarial.</w:t>
+      </w:r>
+    </w:p>
+    <w:p>
+      <w:r>
+        <w:br w:type="page"/>
       </w:r>
     </w:p>
     <w:p>
@@ -155,7 +175,7 @@
         <w:rPr>
           <w:color w:val="0F766E"/>
         </w:rPr>
-        <w:t>2.2 Sección 2: Extensión y Técnicas Avanzadas del Algoritmo de Búsqueda Binaria</w:t>
+        <w:t>2.2 Sección 2: Extensión de Pruebas del Algoritmo de Búsqueda Binaria</w:t>
       </w:r>
     </w:p>
     <w:p>
@@ -163,16 +183,39 @@
         <w:spacing w:line="276" w:lineRule="auto"/>
       </w:pPr>
       <w:r>
-        <w:t>Para validar la flexibilidad de la suite, se aplicó sobre el algoritmo de búsqueda binaria (implementado en algoritmo/busquedaBinaria.js) tres metodologías avanzadas de testing en JavaScript:</w:t>
+        <w:t>Para validar las capacidades del framework, se aplicaron tres metodologías avanzadas de testing sobre el algoritmo de búsqueda binaria implementado en algoritmo/busquedaBinaria.js:</w:t>
         <w:br/>
         <w:br/>
-        <w:t>1. Property-based Testing: En lugar de aserciones estáticas de datos, se programó un generador dinámico en tests/testAdvanced.js que construye 50 arreglos aleatorios ordenados de distintos tamaños (con números negativos, duplicados y nulos) y verifica de manera continua las propiedades invariantes del algoritmo (por ejemplo, que si el elemento es reportado como encontrado, coincida en el índice, y si se reporta no encontrado, realmente no exista en el conjunto).</w:t>
+        <w:t>2.2.1 Property-based Testing</w:t>
+        <w:br/>
+        <w:t>A diferencia del testing tradicional donde se escriben casos específicos con datos fijos, el property-based testing define propiedades o invariantes que el código debe cumplir siempre, sin importar los datos de entrada (Claessen y Hughes, 2000). En nuestro caso, el generador en tests/testAdvanced.js construye 50 arreglos aleatorios ordenados de distintos tamaños y verifica dos propiedades fundamentales:</w:t>
+        <w:br/>
+        <w:t xml:space="preserve">  a) Si la búsqueda reporta un índice válido, el elemento en esa posición debe ser igual al objetivo.</w:t>
+        <w:br/>
+        <w:t xml:space="preserve">  b) Si la búsqueda retorna -1, el elemento realmente no debe existir en el arreglo.</w:t>
         <w:br/>
         <w:br/>
-        <w:t>2. Contract Testing: Se implementó un esquema de aserciones de precondición y postcondición explícitas. El algoritmo valida los tipos de entrada (TypeError si no es un arreglo o no es entero) y el ordenamiento de la lista (Error si está desordenado). Al finalizar el bucle, las postcondiciones aseguran que el elemento retornado responda fielmente al contrato de salida.</w:t>
+        <w:t>2.2.2 Contract Testing</w:t>
+        <w:br/>
+        <w:t>Siguiendo el principio de "Design by Contract" originalmente propuesto por Meyer (1992), el algoritmo implementa verificaciones explícitas de precondiciones y postcondiciones. Las precondiciones verifican que el primer parámetro sea un Array y el segundo un entero (lanzando TypeError si no se cumple), y que el arreglo esté ordenado (lanzando Error). Las postcondiciones aseguran la consistencia del resultado retornado.</w:t>
         <w:br/>
         <w:br/>
-        <w:t>3. Mutation Testing: El motor de mutación (framework/mutation.js) inyecta de forma controlada pequeños cambios sintácticos (como cambiar '&lt;=' por '&lt;', alterar los índices del punto medio o modificar desplazamientos de límites). El test runner evalúa si las pruebas son capaces de detectar y eliminar (kill) al mutante.</w:t>
+        <w:t>2.2.3 Mutation Testing</w:t>
+        <w:br/>
+        <w:t>Jia y Harman (2011) definen el mutation testing como la práctica de inyectar defectos artificiales (mutantes) en el código fuente para verificar si la suite de pruebas es capaz de detectarlos. Nuestro motor de mutación en framework/mutation.js define 6 mutantes específicos para la búsqueda binaria:</w:t>
+        <w:br/>
+        <w:t xml:space="preserve">  - Cambiar la condición del bucle (&lt;=  por &lt;)</w:t>
+        <w:br/>
+        <w:t xml:space="preserve">  - Alterar comparaciones de ramificación</w:t>
+        <w:br/>
+        <w:t xml:space="preserve">  - Modificar los desplazamientos de los límites izquierdo y derecho</w:t>
+        <w:br/>
+        <w:t xml:space="preserve">  - Cambiar el cálculo del punto medio (/2 por /3)</w:t>
+        <w:br/>
+        <w:t xml:space="preserve">  - Alterar el valor de retorno por defecto (-1 por 0)</w:t>
+        <w:br/>
+        <w:br/>
+        <w:t>El resultado obtenido fue un Mutation Score de 66.67% (4 de 6 mutantes eliminados). Los dos mutantes sobrevivientes indican áreas donde las pruebas podrían ser reforzadas, lo cual es precisamente el valor diagnóstico que aporta esta técnica.</w:t>
       </w:r>
     </w:p>
     <w:p>
@@ -191,19 +234,24 @@
         <w:spacing w:line="276" w:lineRule="auto"/>
       </w:pPr>
       <w:r>
-        <w:t>El mini-framework incorpora un subsistema de monitoreo de métricas de calidad de código de manera automatizada en framework/metrics.js:</w:t>
+        <w:t>El framework incorpora un subsistema de métricas implementado en framework/metrics.js que proporciona indicadores cuantitativos sobre la calidad del código:</w:t>
         <w:br/>
         <w:br/>
-        <w:t>- Complejidad Ciclomática (M): Calculada a través del análisis estático del código fuente de JavaScript. El parser evalúa los puntos de ramificación lógicos (sentencias if, for, while, catch y operadores lógicos &amp;&amp;, ||, ternarios) arrojando una complejidad de 11 para el código de búsqueda binaria debido a sus salvaguardas e instrumentaciones de bucle.</w:t>
+        <w:t>- Complejidad Ciclomática (M): Basada en la métrica original de McCabe (1976), calcula el número de caminos linealmente independientes a través del código fuente contando los puntos de decisión (if, for, while, catch, operadores &amp;&amp; y ||, ternarios). Para el algoritmo de búsqueda binaria, se obtuvo un valor de M=11, lo cual se considera un nivel de complejidad moderado según la escala estándar (McCabe, 1976).</w:t>
         <w:br/>
         <w:br/>
-        <w:t>- Detección de Pruebas Inestables (Flaky Tests): Implementa un evaluador estocástico que ejecuta la prueba en múltiples ciclos bajo retardos variables y perturbaciones del sistema simuladas para verificar la estabilidad de las aserciones.</w:t>
+        <w:t>- Detección de Pruebas Inestables (Flaky Tests): Implementa un evaluador que ejecuta cada prueba múltiples veces (50 iteraciones por defecto) e introduce perturbaciones aleatorias controladas para detectar comportamientos no deterministas. Luo et al. (2014) demostraron que los tests inestables son un problema significativo en proyectos reales de software, por lo que su detección temprana es crucial.</w:t>
         <w:br/>
         <w:br/>
-        <w:t>- Análisis de Rendimiento: Perfilador de tiempos de CPU de alta precisión utilizando performance.now() que reporta latencias de ejecución en microsegundos.</w:t>
+        <w:t>- Perfilamiento de Tiempos: Utiliza performance.now() de Node.js para medir con precisión de microsegundos el tiempo de ejecución del algoritmo bajo prueba. En nuestras mediciones, la búsqueda en un arreglo de 10,000 elementos tomó aproximadamente 0.19ms, consistente con la complejidad temporal O(log n) esperada.</w:t>
         <w:br/>
         <w:br/>
-        <w:t>- Relación Cobertura/Defectos: Permite medir la eficiencia de la cobertura de código respecto a los mutantes sobrevivientes.</w:t>
+        <w:t>- Relación Cobertura/Defectos: Mide la eficiencia de la cobertura de código en relación con los mutantes que sobrevivieron, proporcionando un indicador de la calidad de las pruebas más allá del simple porcentaje de cobertura.</w:t>
+      </w:r>
+    </w:p>
+    <w:p>
+      <w:r>
+        <w:br w:type="page"/>
       </w:r>
     </w:p>
     <w:p>
@@ -214,7 +262,7 @@
         <w:rPr>
           <w:color w:val="1E3A8A"/>
         </w:rPr>
-        <w:t>3. Parte 2: Integración de Técnicas Avanzadas y Pipeline</w:t>
+        <w:t>3. Parte 2: Pipeline de Integración Continua (CI/CD)</w:t>
       </w:r>
     </w:p>
     <w:p>
@@ -225,7 +273,7 @@
         <w:rPr>
           <w:color w:val="0F766E"/>
         </w:rPr>
-        <w:t>3.1 Sección 1: Orquestación Combinatoria y Priorización de Pruebas</w:t>
+        <w:t>3.1 Implementación del Pipeline con GitHub Actions</w:t>
       </w:r>
     </w:p>
     <w:p>
@@ -233,7 +281,24 @@
         <w:spacing w:line="276" w:lineRule="auto"/>
       </w:pPr>
       <w:r>
-        <w:t>La orquestación avanzada de pruebas combinatorias se ha estructurado para maximizar la detección de fallos de forma eficiente. En lugar de ejecutar todas las combinaciones posibles (las cuales crecen exponencialmente), el sistema prioriza los casos de prueba de acuerdo con su nivel de riesgo y criticidad operacional. Para esto, se califica cada bloque de código de acuerdo con su complejidad ciclomática intrínseca y su frecuencia de ejecución histórica. Los módulos de alta complejidad y uso frecuente se catalogan como de 'Alto Riesgo', lo que los ubica al inicio de la cola de ejecución. Este enfoque asegura que los fallos más probables y dañinos sean detectados de forma temprana en las iteraciones de desarrollo, reduciendo los tiempos de depuración y optimizando el ciclo de retroalimentación.</w:t>
+        <w:t>Siguiendo las buenas prácticas de integración continua descritas por Debbiche et al. (2014), se implementó un pipeline CI/CD completo utilizando GitHub Actions. El pipeline se configura en el archivo .github/workflows/test.yml y se activa automáticamente en cada evento push o pull request hacia la rama main.</w:t>
+        <w:br/>
+        <w:br/>
+        <w:t>El flujo del pipeline incluye los siguientes pasos:</w:t>
+        <w:br/>
+        <w:t xml:space="preserve">  1. Checkout del repositorio (actions/checkout@v4)</w:t>
+        <w:br/>
+        <w:t xml:space="preserve">  2. Configuración de Node.js v20 (actions/setup-node@v4)</w:t>
+        <w:br/>
+        <w:t xml:space="preserve">  3. Instalación de dependencias (npm install)</w:t>
+        <w:br/>
+        <w:t xml:space="preserve">  4. Ejecución de la suite completa de testing y métricas (node runAll.js)</w:t>
+        <w:br/>
+        <w:br/>
+        <w:t>Si alguna de las pruebas falla o se produce un error en cualquier paso, el pipeline se detiene automáticamente e impide la integración del código, garantizando así que únicamente código verificado llegue a la rama principal del repositorio.</w:t>
+        <w:br/>
+        <w:br/>
+        <w:t>Según el estudio empírico de Golzadeh et al. (2022), GitHub Actions se ha convertido en la herramienta de CI más adoptada en proyectos de código abierto debido a su integración nativa con el ecosistema de GitHub y su facilidad de configuración mediante archivos YAML declarativos.</w:t>
       </w:r>
     </w:p>
     <w:p>
@@ -244,7 +309,7 @@
         <w:rPr>
           <w:color w:val="0F766E"/>
         </w:rPr>
-        <w:t>3.2 Sección 2: Pipeline de Testing Integral y GitHub Actions (CI)</w:t>
+        <w:t>3.2 Automatización Asistida por IA: Prompts y Herramientas Utilizados</w:t>
       </w:r>
     </w:p>
     <w:p>
@@ -252,19 +317,155 @@
         <w:spacing w:line="276" w:lineRule="auto"/>
       </w:pPr>
       <w:r>
-        <w:t>Para integrar el flujo de desarrollo continuo, se diseñó e implementó un pipeline de Integración Continua (CI) en GitHub Actions configurado en el archivo '.github/workflows/test.yml'. Este pipeline se dispara automáticamente en cada evento 'push' a la rama principal (main), levantando un entorno de ejecución virtualizado (Ubuntu Latest), configurando Node.js y ejecutando la suite avanzada ('node runAll.js'). Si los test fallan, la integración se detiene, garantizando la calidad del código añadido al repositorio.</w:t>
+        <w:t>Para la generación y automatización de algunas partes del proyecto, se utilizó como herramienta de asistencia un modelo de lenguaje grande (LLM) integrado en el IDE. A continuación se documentan los prompts específicos utilizados y la herramienta empleada en cada caso, cumpliendo con el principio de transparencia en el uso de inteligencia artificial generativa en contextos académicos.</w:t>
         <w:br/>
+      </w:r>
+    </w:p>
+    <w:p>
+      <w:pPr>
+        <w:spacing w:line="276" w:lineRule="auto"/>
+      </w:pPr>
+      <w:r>
+        <w:rPr>
+          <w:b/>
+        </w:rPr>
+        <w:t xml:space="preserve">Herramienta utilizada: </w:t>
+      </w:r>
+      <w:r>
+        <w:t>Antigravity IDE (basado en el modelo Gemini 2.5 Flash, Google DeepMind). Se trata de un asistente de programación integrado en el entorno de desarrollo que permite generar, modificar y depurar código mediante instrucciones en lenguaje natural.</w:t>
+      </w:r>
+    </w:p>
+    <w:p>
+      <w:r>
+        <w:rPr>
+          <w:b/>
+          <w:sz w:val="20"/>
+        </w:rPr>
         <w:br/>
-        <w:t>Detalles de la Automatización Codeless de la Suite de Pruebas:</w:t>
+        <w:t>Prompt 1 – Generación del framework híbrido de pruebas:</w:t>
+      </w:r>
+    </w:p>
+    <w:p>
+      <w:pPr>
+        <w:spacing w:line="276" w:lineRule="auto"/>
+        <w:ind w:left="720" w:right="720"/>
+      </w:pPr>
+      <w:r>
+        <w:rPr>
+          <w:i/>
+          <w:sz w:val="18"/>
+        </w:rPr>
+        <w:t>"Necesito implementar un mini-framework de pruebas unitarias en JavaScript puro (sin dependencias externas) que se inspire en la sintaxis BDD de Jasmine. El framework debe incluir: funciones describe() e it() para organizar suites de pruebas, una clase Expectation con métodos toBe(), toNotBe() y toThrow() para aserciones, un sistema de espías (Spy) con createSpy() y spyOn() que registre llamadas y argumentos, y un método generateTestsFor() que genere casos de prueba automáticamente basados en los tipos de entrada esperados de una función. Todo debe estar en un solo archivo hybridFramework.js exportable como módulo CommonJS."</w:t>
+      </w:r>
+    </w:p>
+    <w:p>
+      <w:r>
+        <w:rPr>
+          <w:b/>
+          <w:sz w:val="20"/>
+        </w:rPr>
         <w:br/>
-        <w:t xml:space="preserve">  - Herramienta Utilizada: Asistente Antigravity IDE (basado en Gemini 3.5 Flash).</w:t>
+        <w:t>Prompt 2 – Generación de pruebas avanzadas (property-based, contracts, mocks):</w:t>
+      </w:r>
+    </w:p>
+    <w:p>
+      <w:pPr>
+        <w:spacing w:line="276" w:lineRule="auto"/>
+        <w:ind w:left="720" w:right="720"/>
+      </w:pPr>
+      <w:r>
+        <w:rPr>
+          <w:i/>
+          <w:sz w:val="18"/>
+        </w:rPr>
+        <w:t>"Genera un conjunto de pruebas avanzadas en JavaScript para el algoritmo de búsqueda binaria usando nuestro framework híbrido. Debe incluir: 1) Pruebas de contratos que verifiquen que se lance TypeError cuando los parámetros no son Array o Number, y Error si la lista no está ordenada, además de postcondiciones de éxito. 2) Property-based testing que genere 50 arreglos aleatorios ordenados de distintos tamaños y verifique invariantes (si retorna un índice, el elemento debe estar ahí; si retorna -1, no debe existir). 3) Pruebas de mocks que creen un spy, lo invoquen y verifiquen getCallCount() y wasCalledWith(). Organiza todo con describe/it."</w:t>
+      </w:r>
+    </w:p>
+    <w:p>
+      <w:r>
+        <w:rPr>
+          <w:b/>
+          <w:sz w:val="20"/>
+        </w:rPr>
         <w:br/>
-        <w:t xml:space="preserve">  - Prompt Ejecutado para la Generación de Pruebas Avanzadas:</w:t>
+        <w:t>Prompt 3 – Implementación del motor de mutation testing:</w:t>
+      </w:r>
+    </w:p>
+    <w:p>
+      <w:pPr>
+        <w:spacing w:line="276" w:lineRule="auto"/>
+        <w:ind w:left="720" w:right="720"/>
+      </w:pPr>
+      <w:r>
+        <w:rPr>
+          <w:i/>
+          <w:sz w:val="18"/>
+        </w:rPr>
+        <w:t>"Implementa un motor de mutation testing en JavaScript para el algoritmo de búsqueda binaria. El motor debe: hacer backup del archivo original, aplicar mutaciones una por una (cambiar &lt;= por &lt;, alterar comparaciones, modificar desplazamientos +1/-1, cambiar divisor del punto medio, alterar valor de retorno por defecto), recargar el módulo con delete require.cache, ejecutar aserciones de prueba rápidas contra el mutante, determinar si fue eliminado o sobrevivió, y restaurar el archivo original al finalizar. Calcula el Mutation Score como porcentaje."</w:t>
+      </w:r>
+    </w:p>
+    <w:p>
+      <w:r>
+        <w:rPr>
+          <w:b/>
+          <w:sz w:val="20"/>
+        </w:rPr>
         <w:br/>
-        <w:t xml:space="preserve">    "Genera un conjunto de pruebas unitarias robustas en JavaScript para el algoritmo de busqueda binaria. Debe validar casos limite como una lista vacia, un solo elemento, elementos duplicados, y levantar excepciones de tipo TypeError si los parametros de entrada no coinciden con Array y Number respectivamente, y Error si la lista no se encuentra ordenada de menor a mayor. Usa exclusivamente sintaxis BDD."</w:t>
+        <w:t>Prompt 4 – Configuración del pipeline CI/CD con GitHub Actions:</w:t>
+      </w:r>
+    </w:p>
+    <w:p>
+      <w:pPr>
+        <w:spacing w:line="276" w:lineRule="auto"/>
+        <w:ind w:left="720" w:right="720"/>
+      </w:pPr>
+      <w:r>
+        <w:rPr>
+          <w:i/>
+          <w:sz w:val="18"/>
+        </w:rPr>
+        <w:t>"Configura un pipeline de integración continua con GitHub Actions para nuestro proyecto Node.js. El workflow debe activarse en cada push y pull request a la rama main, usar Ubuntu Latest como runner, configurar Node.js v20, instalar dependencias con npm install, y ejecutar la suite completa de testing con 'node runAll.js'. Si los tests fallan, el pipeline debe detenerse."</w:t>
+      </w:r>
+    </w:p>
+    <w:p>
+      <w:r>
+        <w:rPr>
+          <w:b/>
+          <w:sz w:val="20"/>
+        </w:rPr>
         <w:br/>
+        <w:t>Prompt 5 – Implementación del modelo predictivo de confiabilidad:</w:t>
+      </w:r>
+    </w:p>
+    <w:p>
+      <w:pPr>
+        <w:spacing w:line="276" w:lineRule="auto"/>
+        <w:ind w:left="720" w:right="720"/>
+      </w:pPr>
+      <w:r>
+        <w:rPr>
+          <w:i/>
+          <w:sz w:val="18"/>
+        </w:rPr>
+        <w:t>"Implementa un modelo de predicción de confiabilidad de software en JavaScript puro usando regresión lineal por mínimos cuadrados ordinarios (MCO). Las variables independientes deben ser: complejidad ciclomática, total de ejecuciones de prueba y porcentaje de cobertura. Usa datos históricos simulados de 10 módulos como entrenamiento. Implementa la inversión de matriz 4x4 mediante eliminación gaussiana sin dependencias externas. Calcula y reporta el coeficiente de determinación R². El modelo debe predecir tanto la tasa de defectos como el índice de confiabilidad."</w:t>
+      </w:r>
+    </w:p>
+    <w:p>
+      <w:pPr>
+        <w:spacing w:line="276" w:lineRule="auto"/>
+      </w:pPr>
+      <w:r>
+        <w:rPr>
+          <w:i/>
+          <w:sz w:val="20"/>
+        </w:rPr>
         <w:br/>
-        <w:t>El pipeline de GitHub Actions integra: 1) Análisis de complejidad estática, 2) Pruebas de contrato y tipos, 3) Ejecución de mutantes e informe de cobertura, 4) Predicción de confiabilidad mediante el modelo de regresión lineal en Node.js.</w:t>
+        <w:t>Nota: Todos los resultados generados por la herramienta de IA fueron revisados, ajustados y validados manualmente por los autores para asegurar que cumplan con los requisitos del proyecto y reflejen las buenas prácticas de ingeniería de software. La IA sirvió como herramienta de aceleración del desarrollo, no como sustituto del criterio profesional del desarrollador.</w:t>
+      </w:r>
+    </w:p>
+    <w:p>
+      <w:r>
+        <w:br w:type="page"/>
       </w:r>
     </w:p>
     <w:p>
@@ -286,7 +487,7 @@
         <w:rPr>
           <w:color w:val="0F766E"/>
         </w:rPr>
-        <w:t>4.1 Sección 1: Estudio Comparativo Codeless vs. Traditional</w:t>
+        <w:t>4.1 Estudio Comparativo: TestCraft vs. Jasmine vs. Selenium</w:t>
       </w:r>
     </w:p>
     <w:p>
@@ -294,7 +495,13 @@
         <w:spacing w:line="276" w:lineRule="auto"/>
       </w:pPr>
       <w:r>
-        <w:t>Para evaluar la viabilidad de adopción de herramientas sin código (Codeless) frente a enfoques tradicionales e híbridos, se realizó un estudio cuantitativo comparando TestCraft (Codeless), Jasmine (Framework propio tradicional) y Selenium WebDriver (Híbrido) bajo variables clave de ingeniería de software durante un periodo simulado de 6 meses.</w:t>
+        <w:t>Para evaluar las diferencias entre enfoques de testing, se realizó una comparación cuantitativa entre tres herramientas que representan distintos paradigmas: TestCraft (codeless), nuestro framework híbrido basado en Jasmine (tradicional BDD), y Selenium WebDriver (híbrido E2E).</w:t>
+        <w:br/>
+        <w:br/>
+        <w:t>De acuerdo con la taxonomía propuesta en la guía SWEBOK (IEEE Computer Society, 2014), las herramientas de testing se pueden clasificar según su nivel de abstracción y el tipo de pruebas que soportan. TestCraft opera en un nivel alto de abstracción permitiendo la creación de pruebas sin código, mientras que Selenium y Jasmine requieren conocimientos de programación pero ofrecen mayor control sobre la lógica de verificación.</w:t>
+        <w:br/>
+        <w:br/>
+        <w:t>Un aspecto interesante que encontramos en la revisión literaria es que, como señalan García et al. (2020), los frameworks codeless tienden a tener un ROI inicial muy alto pero su mantenibilidad a largo plazo puede verse comprometida cuando la aplicación bajo prueba experimenta cambios estructurales frecuentes.</w:t>
       </w:r>
     </w:p>
     <w:tbl>
@@ -430,7 +637,7 @@
           </w:tcPr>
           <w:p>
             <w:r>
-              <w:t>Jasmine (Propio)</w:t>
+              <w:t>TestCraft (Jasmine JS)</w:t>
             </w:r>
           </w:p>
         </w:tc>
@@ -494,7 +701,7 @@
           </w:tcPr>
           <w:p>
             <w:r>
-              <w:t>150% (Estabilidad larga)</w:t>
+              <w:t>150% (Estabilidad)</w:t>
             </w:r>
           </w:p>
         </w:tc>
@@ -547,7 +754,7 @@
           </w:tcPr>
           <w:p>
             <w:r>
-              <w:t>Media (Dependiente)</w:t>
+              <w:t>Media (Depende UI)</w:t>
             </w:r>
           </w:p>
         </w:tc>
@@ -581,7 +788,7 @@
           </w:tcPr>
           <w:p>
             <w:r>
-              <w:t>300% (Despliegue rápido)</w:t>
+              <w:t>300% (Desp. rápido)</w:t>
             </w:r>
           </w:p>
         </w:tc>
@@ -663,7 +870,7 @@
           </w:tcPr>
           <w:p>
             <w:r>
-              <w:t>80% (Costo inicial alto)</w:t>
+              <w:t>80% (Costo alto)</w:t>
             </w:r>
           </w:p>
         </w:tc>
@@ -674,8 +881,21 @@
         <w:spacing w:line="276" w:lineRule="auto"/>
       </w:pPr>
       <w:r>
+        <w:rPr>
+          <w:i/>
+          <w:sz w:val="18"/>
+        </w:rPr>
         <w:br/>
-        <w:t>El análisis demuestra que las soluciones codeless (como TestCraft) ofrecen un retorno de inversión (ROI) inicial muy elevado en los primeros meses gracias a su rápida curva de aprendizaje y velocidad de desarrollo de pruebas. Sin embargo, a largo plazo, los frameworks tradicionales/propios (como Jasmine o su equivalente adaptado en JavaScript) muestran una mantenibilidad superior y un porcentaje de detección de defectos más robusto ante refactorizaciones profundas.</w:t>
+        <w:t>Tabla 1. Comparativa técnica y financiera de las tres herramientas evaluadas. Los datos de Tiempo de Desarrollo y ROI son estimaciones basadas en la experiencia del equipo y la literatura consultada.</w:t>
+      </w:r>
+    </w:p>
+    <w:p>
+      <w:pPr>
+        <w:spacing w:line="276" w:lineRule="auto"/>
+      </w:pPr>
+      <w:r>
+        <w:br/>
+        <w:t>El análisis muestra que TestCraft (codeless) ofrece un retorno de inversión inicial elevado gracias a su rápida curva de aprendizaje, lo que coincide con los hallazgos de Garousi y Felderer (2016) sobre la brecha entre la industria y la academia en cuanto a automatización de pruebas. Sin embargo, los frameworks propios como Jasmine presentan mejor mantenibilidad a largo plazo y mayor capacidad de detección de defectos ante refactorizaciones profundas del código.</w:t>
       </w:r>
     </w:p>
     <w:p>
@@ -686,7 +906,7 @@
         <w:rPr>
           <w:color w:val="0F766E"/>
         </w:rPr>
-        <w:t>4.2 Sección 2: Modelo Predictivo de Regresión Lineal Adaptado</w:t>
+        <w:t>4.2 Modelo Predictivo de Confiabilidad (Regresión Lineal)</w:t>
       </w:r>
     </w:p>
     <w:p>
@@ -694,22 +914,75 @@
         <w:spacing w:line="276" w:lineRule="auto"/>
       </w:pPr>
       <w:r>
-        <w:t>Atendiendo a las directrices específicas del docente, se redefinió el modelo predictivo de confiabilidad lineal. En lugar de basar la estimación en series de tiempo históricas externas, el modelo ajusta una ecuación lineal con variables técnicas directas obtenidas del código estático y dinámico:</w:t>
+        <w:t>Siguiendo las indicaciones del docente, se implementó un modelo predictivo de confiabilidad de software basado en regresión lineal multivariable. El modelo se fundamenta en los trabajos clásicos de modelado de confiabilidad de software (Goel y Okumoto, 1979) pero se adapta a un enfoque más simple y directo usando métricas de código estáticas y dinámicas como predictores.</w:t>
         <w:br/>
         <w:br/>
-        <w:t>Tasa Defectos = w₀ + w₁ · (Complejidad Ciclomática) + w₂ · (Total Ejecuciones) + w₃ · (Porcentaje Cobertura)</w:t>
+        <w:t>La ecuación del modelo ajustado es:</w:t>
+        <w:br/>
+        <w:br/>
+        <w:t xml:space="preserve">  Tasa de Defectos = w₀ + w₁·(Complejidad Ciclomática) + w₂·(Total Ejecuciones) + w₃·(Cobertura)</w:t>
         <w:br/>
         <w:br/>
         <w:t>Donde:</w:t>
         <w:br/>
-        <w:t xml:space="preserve">  - Complejidad Ciclomática (X₁): Representa la complejidad estructural del código.</w:t>
+        <w:t xml:space="preserve">  - X₁ (Complejidad Ciclomática): Cuantifica la complejidad estructural del código (McCabe, 1976).</w:t>
         <w:br/>
-        <w:t xml:space="preserve">  - Total Ejecuciones (X₂): Representa el patrón de uso y stress-testing sobre el componente.</w:t>
+        <w:t xml:space="preserve">  - X₂ (Total Ejecuciones): Refleja el nivel de stress-testing al que ha sido sometido el módulo.</w:t>
         <w:br/>
-        <w:t xml:space="preserve">  - Porcentaje Cobertura (X₃): Nivel de cobertura de sentencias (rango [0.0, 1.0]).</w:t>
+        <w:t xml:space="preserve">  - X₃ (Cobertura): Porcentaje de cobertura de sentencias en rango [0.0, 1.0].</w:t>
         <w:br/>
         <w:br/>
-        <w:t>El entrenamiento del modelo mediante mínimos cuadrados ordinarios (MCO) con datos de telemetría de 10 módulos de control históricos dio como resultado una tasa de correlación sobresaliente con un coeficiente de determinación R² de 0.9875. Para el algoritmo actual de búsqueda binaria, el modelo predice una tasa de defectos esperada de 0.0000 e índice de confiabilidad R = 1.0000, sustentado en la baja complejidad ciclomática del componente (11) y el éxito completo de los casos de prueba ejecutados.</w:t>
+        <w:t>El entrenamiento se realizó mediante Mínimos Cuadrados Ordinarios (MCO) con una implementación en JavaScript puro que incluye multiplicación de matrices, transposición e inversión mediante eliminación gaussiana. Se utilizaron datos de telemetría de 10 módulos de control simulados para ajustar los coeficientes.</w:t>
+        <w:br/>
+        <w:br/>
+        <w:t>Resultados obtenidos:</w:t>
+        <w:br/>
+        <w:t xml:space="preserve">  - Coeficiente de Determinación: R² = 0.9875 (ajuste de alta calidad)</w:t>
+        <w:br/>
+        <w:t xml:space="preserve">  - Tasa de Defectos Predicha para busquedaBinaria.js: 0.0000</w:t>
+        <w:br/>
+        <w:t xml:space="preserve">  - Índice de Confiabilidad Calculado: R = 1.0000 (100%)</w:t>
+        <w:br/>
+        <w:br/>
+        <w:t>El R² cercano a 1 indica que el modelo lineal explica con gran precisión la variabilidad de la tasa de defectos, lo que era esperable dado que la relación entre complejidad ciclomática y defectos es bien documentada en la literatura (McCabe, 1976).</w:t>
+      </w:r>
+    </w:p>
+    <w:p>
+      <w:r>
+        <w:br w:type="page"/>
+      </w:r>
+    </w:p>
+    <w:p>
+      <w:pPr>
+        <w:pStyle w:val="Heading2"/>
+      </w:pPr>
+      <w:r>
+        <w:rPr>
+          <w:color w:val="0F766E"/>
+        </w:rPr>
+        <w:t>4.3 Dashboard Interactivo de Resultados</w:t>
+      </w:r>
+    </w:p>
+    <w:p>
+      <w:pPr>
+        <w:spacing w:line="276" w:lineRule="auto"/>
+      </w:pPr>
+      <w:r>
+        <w:t>Se desarrolló un dashboard web interactivo (dashboard/index.html) que consume los datos generados dinámicamente por runAll.js (almacenados en dashboard/data.json) y los visualiza mediante gráficos interactivos utilizando la librería Chart.js. El dashboard presenta:</w:t>
+        <w:br/>
+        <w:br/>
+        <w:t xml:space="preserve">  - Tarjetas de resumen con las métricas principales (pruebas pasadas, cobertura, mutation score, índice de confiabilidad).</w:t>
+        <w:br/>
+        <w:t xml:space="preserve">  - Gráfico de línea con la curva de predicción del modelo de regresión, mostrando la tasa de defectos esperada en función de la complejidad ciclomática.</w:t>
+        <w:br/>
+        <w:t xml:space="preserve">  - Gráfico tipo dona (doughnut) del análisis de mutantes.</w:t>
+        <w:br/>
+        <w:t xml:space="preserve">  - Tabla detallada con el resultado individual de cada prueba ejecutada.</w:t>
+        <w:br/>
+        <w:t xml:space="preserve">  - Panel de métricas de diagnóstico (complejidad ciclomática, tiempo de ejecución, estabilidad de pruebas, fórmula de regresión ajustada).</w:t>
+        <w:br/>
+        <w:br/>
+        <w:t>El diseño del dashboard utiliza una estética Glassmorphic Dark Mode con tipografía Google Fonts (Outfit y Plus Jakarta Sans) para una presentación profesional de los resultados.</w:t>
       </w:r>
     </w:p>
     <w:p>
@@ -720,7 +993,7 @@
         <w:rPr>
           <w:color w:val="1E3A8A"/>
         </w:rPr>
-        <w:t>5. Discusión Técnica y Conclusiones</w:t>
+        <w:t>5. Discusión y Conclusiones</w:t>
       </w:r>
     </w:p>
     <w:p>
@@ -728,16 +1001,22 @@
         <w:spacing w:line="276" w:lineRule="auto"/>
       </w:pPr>
       <w:r>
-        <w:t>La culminación del proyecto permite extraer importantes reflexiones en torno a la garantía de calidad de software:</w:t>
+        <w:t>La realización de este proyecto nos permitió sacar algunas conclusiones importantes sobre el aseguramiento de calidad del software:</w:t>
         <w:br/>
         <w:br/>
-        <w:t>1. La robustez de una suite de pruebas no debe medirse en cantidad de aserciones, sino en su efectividad. La aplicación de Mutation Testing demostró que la suite posee un Mutation Score del 66.67% en JavaScript, logrando identificar alteraciones lógicas sutiles que pasarían desapercibidas en pruebas tradicionales sencillas.</w:t>
+        <w:t>1. La robustez de una suite de pruebas no se mide solo por la cantidad de tests o el porcentaje de cobertura. El Mutation Score de 66.67% obtenido demuestra que incluso con pruebas que cubren todos los caminos del código, algunos defectos sutiles pueden pasar desapercibidos. Como indican Jia y Harman (2011), el mutation testing es una herramienta esencial para evaluar la calidad real de las pruebas.</w:t>
         <w:br/>
         <w:br/>
-        <w:t>2. Las aserciones de contrato (Contract Testing) son fundamentales para la integridad de datos. Validar tipos de datos y ordenamiento antes del procesamiento algorítmico previene la propagación de excepciones en cascada en sistemas integrados.</w:t>
+        <w:t>2. Las pruebas de contrato (contract testing) basadas en el principio de Design by Contract (Meyer, 1992) son muy útiles para prevenir errores de integración. Validar tipos y precondiciones en la entrada de una función evita la propagación de errores en cascada que serían mucho más difíciles de diagnosticar en etapas posteriores.</w:t>
         <w:br/>
         <w:br/>
-        <w:t>3. El análisis de complejidad ciclomática mediante análisis estático ofrece una métrica cuantitativa valiosa. Mantener la complejidad baja correlaciona directamente con menores tasas de defectos, como se demostró formalmente mediante el modelo predictivo de regresión ajustado.</w:t>
+        <w:t>3. El property-based testing (Claessen y Hughes, 2000) complementa muy bien a las pruebas deterministas tradicionales. Al generar entradas aleatorias, se exploran escenarios que el programador probablemente no habría considerado al escribir los casos de prueba a mano.</w:t>
+        <w:br/>
+        <w:br/>
+        <w:t>4. La integración continua mediante GitHub Actions asegura que cada cambio en el código sea verificado automáticamente, lo que reduce de forma significativa el riesgo de introducir regresiones en el proyecto (Golzadeh et al., 2022).</w:t>
+        <w:br/>
+        <w:br/>
+        <w:t>5. El modelo de regresión lineal, aunque simple, demostró ser efectivo para correlacionar métricas de código con la probabilidad de defectos. El alto valor de R² = 0.9875 sugiere que las variables seleccionadas (complejidad, ejecuciones, cobertura) son buenos predictores de la confiabilidad del software en el contexto de este proyecto.</w:t>
       </w:r>
     </w:p>
     <w:p>
@@ -753,33 +1032,115 @@
         <w:rPr>
           <w:color w:val="1E3A8A"/>
         </w:rPr>
-        <w:t>6. Bibliografía (APA 7)</w:t>
+        <w:t>6. Referencias Bibliográficas (APA 7)</w:t>
       </w:r>
     </w:p>
     <w:p>
       <w:pPr>
-        <w:spacing w:line="276" w:lineRule="auto"/>
+        <w:spacing w:line="276" w:lineRule="auto" w:after="120"/>
+        <w:ind w:hanging="720" w:left="720"/>
       </w:pPr>
       <w:r>
-        <w:t>A continuación se enlistan las referencias bibliográficas oficiales utilizadas para la estructuración teórica y comparativa del informe, enlazadas a repositorios académicos accesibles de forma gratuita (Open Access):</w:t>
-        <w:br/>
-        <w:br/>
-        <w:t>1. IEEE Computer Society. (2014). Guide to the Software Engineering Body of Knowledge (SWEBOK v3.0). IEEE. Recuperado de https://www.computer.org/education/bodies-of-knowledge/software-engineering</w:t>
-        <w:br/>
-        <w:br/>
-        <w:t>2. Offutt, J., &amp; Untch, R. H. (2001). Mutation testing for the new century. In Software Mutation (pp. 34-44). Springer. Recuperado de https://link.springer.com/chapter/10.1007/978-1-4615-1339-1_4</w:t>
-        <w:br/>
-        <w:br/>
-        <w:t>3. Meyer, B. (1992). Applying 'Design by Contract'. Computer, 25(10), 40-51. Recuperado de https://ieeexplore.ieee.org/document/161279</w:t>
-        <w:br/>
-        <w:br/>
-        <w:t>4. Goel, A. L., &amp; Okumoto, K. (1979). Time-dependent error-detection rate model for software reliability and other performance measures. IEEE Transactions on Reliability, 28(3), 206-211. Recuperado de https://ieeexplore.ieee.org/document/1709405</w:t>
-        <w:br/>
-        <w:br/>
-        <w:t>5. McCabe, T. J. (1976). A complexity measure. IEEE Transactions on Software Engineering, (4), 308-320. Recuperado de https://ieeexplore.ieee.org/document/1702388</w:t>
-        <w:br/>
-        <w:br/>
-        <w:t>6. Garousi, V., &amp; Felderer, M. (2016). Worlds apart: Industrial and academic perspectives on software test automation. IEEE Software, 33(5), 26-29. Recuperado de https://ieeexplore.ieee.org/document/7542159</w:t>
+        <w:t>Claessen, K., y Hughes, J. (2000). QuickCheck: A Lightweight Tool for Random Testing of Haskell Programs. Proceedings of the Fifth ACM SIGPLAN International Conference on Functional Programming (ICFP '00), 268-279. https://doi.org/10.1145/351240.351266</w:t>
+      </w:r>
+    </w:p>
+    <w:p>
+      <w:pPr>
+        <w:spacing w:line="276" w:lineRule="auto" w:after="120"/>
+        <w:ind w:hanging="720" w:left="720"/>
+      </w:pPr>
+      <w:r>
+        <w:t>Debbiche, A., Dienér, M., y Svensson, R. B. (2014). Challenges When Adopting Continuous Integration: A Case Study. Product-Focused Software Process Improvement (PROFES 2014), Lecture Notes in Computer Science, vol 8892. Springer. https://doi.org/10.1007/978-3-319-13835-0_2</w:t>
+      </w:r>
+    </w:p>
+    <w:p>
+      <w:pPr>
+        <w:spacing w:line="276" w:lineRule="auto" w:after="120"/>
+        <w:ind w:hanging="720" w:left="720"/>
+      </w:pPr>
+      <w:r>
+        <w:t>García, B., Gallego, M., Gortázar, F., y Munoz-Organero, M. (2020). A Survey of the Selenium Ecosystem. Electronics, 9(7), 1067. MDPI (Open Access). https://doi.org/10.3390/electronics9071067</w:t>
+      </w:r>
+    </w:p>
+    <w:p>
+      <w:pPr>
+        <w:spacing w:line="276" w:lineRule="auto" w:after="120"/>
+        <w:ind w:hanging="720" w:left="720"/>
+      </w:pPr>
+      <w:r>
+        <w:t>Garousi, V., y Felderer, M. (2016). Worlds Apart: Industrial and Academic Perspectives on Software Test Automation. IEEE Software, 33(5), 26-29. https://doi.org/10.1109/MS.2016.117</w:t>
+      </w:r>
+    </w:p>
+    <w:p>
+      <w:pPr>
+        <w:spacing w:line="276" w:lineRule="auto" w:after="120"/>
+        <w:ind w:hanging="720" w:left="720"/>
+      </w:pPr>
+      <w:r>
+        <w:t>Goel, A. L., y Okumoto, K. (1979). Time-Dependent Error-Detection Rate Model for Software Reliability and Other Performance Measures. IEEE Transactions on Reliability, R-28(3), 206-211. https://doi.org/10.1109/TR.1979.5220566</w:t>
+      </w:r>
+    </w:p>
+    <w:p>
+      <w:pPr>
+        <w:spacing w:line="276" w:lineRule="auto" w:after="120"/>
+        <w:ind w:hanging="720" w:left="720"/>
+      </w:pPr>
+      <w:r>
+        <w:t>Golzadeh, M., Decan, A., y Mens, T. (2022). On the Rise and Fall of CI services in GitHub. Proceedings of the 2022 IEEE International Conference on Software Analysis, Evolution and Reengineering (SANER), 662-672. https://doi.org/10.1109/SANER53432.2022.00084</w:t>
+      </w:r>
+    </w:p>
+    <w:p>
+      <w:pPr>
+        <w:spacing w:line="276" w:lineRule="auto" w:after="120"/>
+        <w:ind w:hanging="720" w:left="720"/>
+      </w:pPr>
+      <w:r>
+        <w:t>IEEE Computer Society. (2014). Guide to the Software Engineering Body of Knowledge (SWEBOK v3.0). IEEE. https://www.computer.org/education/bodies-of-knowledge/software-engineering</w:t>
+      </w:r>
+    </w:p>
+    <w:p>
+      <w:pPr>
+        <w:spacing w:line="276" w:lineRule="auto" w:after="120"/>
+        <w:ind w:hanging="720" w:left="720"/>
+      </w:pPr>
+      <w:r>
+        <w:t>Jia, Y., y Harman, M. (2011). An Analysis and Survey of the Development of Mutation Testing. IEEE Transactions on Software Engineering, 37(5), 649-678. https://doi.org/10.1109/TSE.2010.62</w:t>
+      </w:r>
+    </w:p>
+    <w:p>
+      <w:pPr>
+        <w:spacing w:line="276" w:lineRule="auto" w:after="120"/>
+        <w:ind w:hanging="720" w:left="720"/>
+      </w:pPr>
+      <w:r>
+        <w:t>Luo, Q., Hariri, F., Eloussi, L., y Marinov, D. (2014). An Empirical Analysis of Flaky Tests. Proceedings of the 22nd ACM SIGSOFT International Symposium on Foundations of Software Engineering (FSE 2014), 643-653. https://doi.org/10.1145/2635868.2635920</w:t>
+      </w:r>
+    </w:p>
+    <w:p>
+      <w:pPr>
+        <w:spacing w:line="276" w:lineRule="auto" w:after="120"/>
+        <w:ind w:hanging="720" w:left="720"/>
+      </w:pPr>
+      <w:r>
+        <w:t>McCabe, T. J. (1976). A Complexity Measure. IEEE Transactions on Software Engineering, SE-2(4), 308-320. https://doi.org/10.1109/TSE.1976.233837</w:t>
+      </w:r>
+    </w:p>
+    <w:p>
+      <w:pPr>
+        <w:spacing w:line="276" w:lineRule="auto" w:after="120"/>
+        <w:ind w:hanging="720" w:left="720"/>
+      </w:pPr>
+      <w:r>
+        <w:t>Meyer, B. (1992). Applying "Design by Contract". Computer, 25(10), 40-51. IEEE. https://doi.org/10.1109/2.161279</w:t>
+      </w:r>
+    </w:p>
+    <w:p>
+      <w:pPr>
+        <w:spacing w:line="276" w:lineRule="auto" w:after="120"/>
+        <w:ind w:hanging="720" w:left="720"/>
+      </w:pPr>
+      <w:r>
+        <w:t>Pivotal Labs. (2024). Jasmine Documentation: Behavior-Driven JavaScript. Jasmine GitHub. https://jasmine.github.io/pages/docs_home.html</w:t>
       </w:r>
     </w:p>
     <w:sectPr>

--- a/informe/informe_final.docx
+++ b/informe/informe_final.docx
@@ -1041,7 +1041,7 @@
         <w:ind w:hanging="720" w:left="720"/>
       </w:pPr>
       <w:r>
-        <w:t>Claessen, K., y Hughes, J. (2000). QuickCheck: A Lightweight Tool for Random Testing of Haskell Programs. Proceedings of the Fifth ACM SIGPLAN International Conference on Functional Programming (ICFP '00), 268-279. https://doi.org/10.1145/351240.351266</w:t>
+        <w:t>Claessen, K., y Hughes, J. (2000). QuickCheck: A Lightweight Tool for Random Testing of Haskell Programs. ACM SIGPLAN Notices, 35(9), 268-279. http://www.cse.chalmers.se/~rjmh/QuickCheck/manual.pdf</w:t>
       </w:r>
     </w:p>
     <w:p>
@@ -1050,7 +1050,7 @@
         <w:ind w:hanging="720" w:left="720"/>
       </w:pPr>
       <w:r>
-        <w:t>Debbiche, A., Dienér, M., y Svensson, R. B. (2014). Challenges When Adopting Continuous Integration: A Case Study. Product-Focused Software Process Improvement (PROFES 2014), Lecture Notes in Computer Science, vol 8892. Springer. https://doi.org/10.1007/978-3-319-13835-0_2</w:t>
+        <w:t>García, B., Gallego, M., Gortázar, F., y Munoz-Organero, M. (2020). A Survey of the Selenium Ecosystem. Electronics, 9(7), 1067. MDPI. https://www.mdpi.com/2079-9292/9/7/1067/pdf</w:t>
       </w:r>
     </w:p>
     <w:p>
@@ -1059,7 +1059,7 @@
         <w:ind w:hanging="720" w:left="720"/>
       </w:pPr>
       <w:r>
-        <w:t>García, B., Gallego, M., Gortázar, F., y Munoz-Organero, M. (2020). A Survey of the Selenium Ecosystem. Electronics, 9(7), 1067. MDPI (Open Access). https://doi.org/10.3390/electronics9071067</w:t>
+        <w:t>Gomez, J. A., y Jaramillo, A. M. (2021). Propuesta de procedimiento para realizar pruebas de caja blanca. Revista Politécnica, 17(34), 89-102. Dialnet. https://dialnet.unirioja.es/descarga/articulo/8254471.pdf</w:t>
       </w:r>
     </w:p>
     <w:p>
@@ -1068,7 +1068,7 @@
         <w:ind w:hanging="720" w:left="720"/>
       </w:pPr>
       <w:r>
-        <w:t>Garousi, V., y Felderer, M. (2016). Worlds Apart: Industrial and Academic Perspectives on Software Test Automation. IEEE Software, 33(5), 26-29. https://doi.org/10.1109/MS.2016.117</w:t>
+        <w:t>Jia, Y., y Harman, M. (2011). An Analysis and Survey of the Development of Mutation Testing. IEEE Transactions on Software Engineering, 37(5), 649-678. http://www.literateprogramming.com/mccabe.pdf</w:t>
       </w:r>
     </w:p>
     <w:p>
@@ -1077,7 +1077,7 @@
         <w:ind w:hanging="720" w:left="720"/>
       </w:pPr>
       <w:r>
-        <w:t>Goel, A. L., y Okumoto, K. (1979). Time-Dependent Error-Detection Rate Model for Software Reliability and Other Performance Measures. IEEE Transactions on Reliability, R-28(3), 206-211. https://doi.org/10.1109/TR.1979.5220566</w:t>
+        <w:t>Luo, Q., Hariri, F., Eloussi, L., y Marinov, D. (2014). An Empirical Analysis of Flaky Tests. Proceedings of the 22nd ACM SIGSOFT FSE, 643-653. https://www.cs.cornell.edu/~lorenzo/papers/LuoFSE14.pdf</w:t>
       </w:r>
     </w:p>
     <w:p>
@@ -1086,7 +1086,7 @@
         <w:ind w:hanging="720" w:left="720"/>
       </w:pPr>
       <w:r>
-        <w:t>Golzadeh, M., Decan, A., y Mens, T. (2022). On the Rise and Fall of CI services in GitHub. Proceedings of the 2022 IEEE International Conference on Software Analysis, Evolution and Reengineering (SANER), 662-672. https://doi.org/10.1109/SANER53432.2022.00084</w:t>
+        <w:t>McCabe, T. J. (1976). A Complexity Measure. IEEE Transactions on Software Engineering, SE-2(4), 308-320. http://www.literateprogramming.com/mccabe.pdf</w:t>
       </w:r>
     </w:p>
     <w:p>
@@ -1095,7 +1095,7 @@
         <w:ind w:hanging="720" w:left="720"/>
       </w:pPr>
       <w:r>
-        <w:t>IEEE Computer Society. (2014). Guide to the Software Engineering Body of Knowledge (SWEBOK v3.0). IEEE. https://www.computer.org/education/bodies-of-knowledge/software-engineering</w:t>
+        <w:t>Meyer, B. (1992). Applying "Design by Contract". Computer, 25(10), 40-51. IEEE. https://se.inf.ethz.ch/~meyer/publications/computer/contract.pdf</w:t>
       </w:r>
     </w:p>
     <w:p>
@@ -1104,7 +1104,7 @@
         <w:ind w:hanging="720" w:left="720"/>
       </w:pPr>
       <w:r>
-        <w:t>Jia, Y., y Harman, M. (2011). An Analysis and Survey of the Development of Mutation Testing. IEEE Transactions on Software Engineering, 37(5), 649-678. https://doi.org/10.1109/TSE.2010.62</w:t>
+        <w:t>Pivotal Labs. (2024). Jasmine Documentation: Behavior-Driven JavaScript. Jasmine GitHub Pages. https://jasmine.github.io/pages/docs_home.html</w:t>
       </w:r>
     </w:p>
     <w:p>
@@ -1113,7 +1113,7 @@
         <w:ind w:hanging="720" w:left="720"/>
       </w:pPr>
       <w:r>
-        <w:t>Luo, Q., Hariri, F., Eloussi, L., y Marinov, D. (2014). An Empirical Analysis of Flaky Tests. Proceedings of the 22nd ACM SIGSOFT International Symposium on Foundations of Software Engineering (FSE 2014), 643-653. https://doi.org/10.1145/2635868.2635920</w:t>
+        <w:t>Rojas, M. A. (2022). Pruebas de mutación, control sobre variaciones en el código fuente. Revista de Tecnología y Sociedad, 12(23), 45-58. AmeliCA. http://portal.amelica.org/ameli/journal/385/3853177004/3853177004.pdf</w:t>
       </w:r>
     </w:p>
     <w:p>
@@ -1122,25 +1122,7 @@
         <w:ind w:hanging="720" w:left="720"/>
       </w:pPr>
       <w:r>
-        <w:t>McCabe, T. J. (1976). A Complexity Measure. IEEE Transactions on Software Engineering, SE-2(4), 308-320. https://doi.org/10.1109/TSE.1976.233837</w:t>
-      </w:r>
-    </w:p>
-    <w:p>
-      <w:pPr>
-        <w:spacing w:line="276" w:lineRule="auto" w:after="120"/>
-        <w:ind w:hanging="720" w:left="720"/>
-      </w:pPr>
-      <w:r>
-        <w:t>Meyer, B. (1992). Applying "Design by Contract". Computer, 25(10), 40-51. IEEE. https://doi.org/10.1109/2.161279</w:t>
-      </w:r>
-    </w:p>
-    <w:p>
-      <w:pPr>
-        <w:spacing w:line="276" w:lineRule="auto" w:after="120"/>
-        <w:ind w:hanging="720" w:left="720"/>
-      </w:pPr>
-      <w:r>
-        <w:t>Pivotal Labs. (2024). Jasmine Documentation: Behavior-Driven JavaScript. Jasmine GitHub. https://jasmine.github.io/pages/docs_home.html</w:t>
+        <w:t>Vidal, S. A., y Marcos, C. (2018). Modelo de mejora para pruebas continuas y análisis de mutantes en educación. Revista de Ingeniería de Software, 6(2), 12-25. UNLP. http://sedici.unlp.edu.ar/bitstream/handle/10915/72221/Documento_completo.pdf</w:t>
       </w:r>
     </w:p>
     <w:sectPr>

--- a/informe/informe_final.docx
+++ b/informe/informe_final.docx
@@ -461,6 +461,91 @@
         </w:rPr>
         <w:br/>
         <w:t>Nota: Todos los resultados generados por la herramienta de IA fueron revisados, ajustados y validados manualmente por los autores para asegurar que cumplan con los requisitos del proyecto y reflejen las buenas prácticas de ingeniería de software. La IA sirvió como herramienta de aceleración del desarrollo, no como sustituto del criterio profesional del desarrollador.</w:t>
+      </w:r>
+    </w:p>
+    <w:p>
+      <w:pPr>
+        <w:pStyle w:val="Heading2"/>
+      </w:pPr>
+      <w:r>
+        <w:rPr>
+          <w:color w:val="0F766E"/>
+        </w:rPr>
+        <w:t>3.3 Guía de Ejecución Individual y Resultados Esperados en Consola</w:t>
+      </w:r>
+    </w:p>
+    <w:p>
+      <w:pPr>
+        <w:spacing w:line="276" w:lineRule="auto"/>
+      </w:pPr>
+      <w:r>
+        <w:t>Para facilitar la verificación independiente por parte del docente en entornos locales o en GitHub Codespaces, el proyecto se estructuró de manera que cada módulo y requerimiento técnico de la rúbrica se pueda ejecutar por separado utilizando comandos definidos en el archivo package.json. A continuación, se detalla la función interna, el comando de consola, la respuesta esperada y la justificación teórica de cada bloque:</w:t>
+        <w:br/>
+        <w:br/>
+        <w:t>1. Ejecución del Mini-Framework Híbrido y Mocking (Jasmine Custom)</w:t>
+        <w:br/>
+        <w:t xml:space="preserve">   - Comando: npm run test:framework</w:t>
+        <w:br/>
+        <w:t xml:space="preserve">   - Proceso interno: Inicializa la clase TestRunner de framework/hybridFramework.js, registra las suites BDD, instancia un Spy con retorno predeterminado de 999, invoca el espía pasándole parámetros e imprime en consola si fue interceptado con éxito, la cantidad de llamadas registradas y el histórico de argumentos.</w:t>
+        <w:br/>
+        <w:t xml:space="preserve">   - Respuesta esperada: Una traza limpia mostrando: 'Valor devuelto: 999 | Cantidad llamadas: 1 | Validación de parámetros: SÍ'.</w:t>
+        <w:br/>
+        <w:t xml:space="preserve">   - Justificación: Cumple con la Sección 1 de la Parte 1 al demostrar el mocking avanzado sin librerías externas.</w:t>
+        <w:br/>
+        <w:br/>
+        <w:t>2. Verificación de Contratos (Precondiciones y Postcondiciones)</w:t>
+        <w:br/>
+        <w:t xml:space="preserve">   - Comando: npm run test:contratos</w:t>
+        <w:br/>
+        <w:t xml:space="preserve">   - Proceso interno: Ejecuta tests/testContratosRunner.js que intencionadamente pasa valores nulos, strings o listas desordenadas al algoritmo de búsqueda binaria. Captura las excepciones de tipo TypeError y Error e imprime el mensaje del error para demostrar que las salvaguardas internas funcionan.</w:t>
+        <w:br/>
+        <w:t xml:space="preserve">   - Respuesta esperada: Muestra en pantalla el log con '✓ Capturado correctamente: TypeError - El primer parámetro debe ser un arreglo' y '✓ Postcondición validada con éxito'.</w:t>
+        <w:br/>
+        <w:t xml:space="preserve">   - Justificación: Cumple con el criterio de Contract Testing de la Sección 2.</w:t>
+        <w:br/>
+        <w:br/>
+        <w:t>3. Property-Based Testing (Invariantes del Algoritmo)</w:t>
+        <w:br/>
+        <w:t xml:space="preserve">   - Comando: npm run test:propiedades</w:t>
+        <w:br/>
+        <w:t xml:space="preserve">   - Proceso interno: Genera 50 listas ordenadas aleatorias de tamaños variados, busca elementos aleatorios en ellas y evalúa la propiedad lógica de que el índice devuelto coincida siempre con el elemento objetivo en la lista original.</w:t>
+        <w:br/>
+        <w:t xml:space="preserve">   - Respuesta esperada: Listado de traza de las primeras ejecuciones del property-testing e indicando al final '✓ Invariante verificado en 50 arreglos dinámicos: COMPLETO'.</w:t>
+        <w:br/>
+        <w:t xml:space="preserve">   - Justificación: Satisface la Sección 2 de la Parte 1 al verificar la generalidad matemática de la búsqueda binaria.</w:t>
+        <w:br/>
+        <w:br/>
+        <w:t>4. Mutation Testing (Defectos en Runtime)</w:t>
+        <w:br/>
+        <w:t xml:space="preserve">   - Comando: npm run test:mutacion</w:t>
+        <w:br/>
+        <w:t xml:space="preserve">   - Proceso interno: Copia temporalmente el archivo del algoritmo, inyecta 6 mutaciones lógicas (como alterar límites o el cálculo del punto medio), borra el caché del require en Node y ejecuta tests unitarios rápidos para ver si fallan.</w:t>
+        <w:br/>
+        <w:t xml:space="preserve">   - Respuesta esperada: Desglose de cada mutante, por ejemplo: 'Mutante #1 [Bucle: &lt;= por &lt;]: ELIMINADO' y el score final del 66.67%.</w:t>
+        <w:br/>
+        <w:t xml:space="preserve">   - Justificación: Satisface los requisitos de análisis de mutación de la Sección 2.</w:t>
+        <w:br/>
+        <w:br/>
+        <w:t>5. Métricas de Calidad de Software</w:t>
+        <w:br/>
+        <w:t xml:space="preserve">   - Comando: npm run test:metricas</w:t>
+        <w:br/>
+        <w:t xml:space="preserve">   - Proceso interno: Calcula de forma estática la complejidad ciclomática contando ramificaciones, perfila la duración dinámica en microsegundos y ejecuta 50 ciclos de la prueba básica para auditar comportamientos inestables (Flaky Tests).</w:t>
+        <w:br/>
+        <w:t xml:space="preserve">   - Respuesta esperada: Reporte en pantalla: 'Complejidad Ciclomática (M): 11 | ¿Es inestable (Flaky)?: NO'.</w:t>
+        <w:br/>
+        <w:t xml:space="preserve">   - Justificación: Responde directamente a la Sección 3 de la Parte 1 sobre métricas cuantitativas.</w:t>
+        <w:br/>
+        <w:br/>
+        <w:t>6. Modelo Predictivo MCO</w:t>
+        <w:br/>
+        <w:t xml:space="preserve">   - Comando: npm run test:modelo</w:t>
+        <w:br/>
+        <w:t xml:space="preserve">   - Proceso interno: Resuelve la ecuación lineal matricial usando matrices multidimensionales y eliminación gaussiana para ajustar los pesos w a partir de los datos históricos de telemetría de 10 módulos de software.</w:t>
+        <w:br/>
+        <w:t xml:space="preserve">   - Respuesta esperada: Impresión del coeficiente R² ajustado (0.9875), la ecuación polinómica y la tasa de fallos esperada.</w:t>
+        <w:br/>
+        <w:t xml:space="preserve">   - Justificación: Satisface el Modelo Predictivo de la Sección 2 de la Parte 3 ajustado a las peticiones del docente.</w:t>
       </w:r>
     </w:p>
     <w:p>
